--- a/src/content/bios/Bonnet-H 2024.docx
+++ b/src/content/bios/Bonnet-H 2024.docx
@@ -1,6 +1,6 @@
 
 <file path=word/document.xml><?xml version="1.0" encoding="utf-8"?>
-<w:document xmlns:wpc="http://schemas.microsoft.com/office/word/2010/wordprocessingCanvas" xmlns:cx="http://schemas.microsoft.com/office/drawing/2014/chartex" xmlns:cx1="http://schemas.microsoft.com/office/drawing/2015/9/8/chartex" xmlns:cx2="http://schemas.microsoft.com/office/drawing/2015/10/21/chartex" xmlns:cx3="http://schemas.microsoft.com/office/drawing/2016/5/9/chartex" xmlns:cx4="http://schemas.microsoft.com/office/drawing/2016/5/10/chartex" xmlns:cx5="http://schemas.microsoft.com/office/drawing/2016/5/11/chartex" xmlns:cx6="http://schemas.microsoft.com/office/drawing/2016/5/12/chartex" xmlns:cx7="http://schemas.microsoft.com/office/drawing/2016/5/13/chartex" xmlns:cx8="http://schemas.microsoft.com/office/drawing/2016/5/14/chartex" xmlns:mc="http://schemas.openxmlformats.org/markup-compatibility/2006" xmlns:aink="http://schemas.microsoft.com/office/drawing/2016/ink" xmlns:am3d="http://schemas.microsoft.com/office/drawing/2017/model3d" xmlns:o="urn:schemas-microsoft-com:office:office" xmlns:oel="http://schemas.microsoft.com/office/2019/extlst" xmlns:r="http://schemas.openxmlformats.org/officeDocument/2006/relationships" xmlns:m="http://schemas.openxmlformats.org/officeDocument/2006/math" xmlns:v="urn:schemas-microsoft-com:vml" xmlns:wp14="http://schemas.microsoft.com/office/word/2010/wordprocessingDrawing" xmlns:wp="http://schemas.openxmlformats.org/drawingml/2006/wordprocessingDrawing" xmlns:w10="urn:schemas-microsoft-com:office:word" xmlns:w="http://schemas.openxmlformats.org/wordprocessingml/2006/main" xmlns:w14="http://schemas.microsoft.com/office/word/2010/wordml" xmlns:w15="http://schemas.microsoft.com/office/word/2012/wordml" xmlns:w16cex="http://schemas.microsoft.com/office/word/2018/wordml/cex" xmlns:w16cid="http://schemas.microsoft.com/office/word/2016/wordml/cid" xmlns:w16="http://schemas.microsoft.com/office/word/2018/wordml" xmlns:w16du="http://schemas.microsoft.com/office/word/2023/wordml/word16du" xmlns:w16sdtdh="http://schemas.microsoft.com/office/word/2020/wordml/sdtdatahash" xmlns:w16sdtfl="http://schemas.microsoft.com/office/word/2024/wordml/sdtformatlock" xmlns:w16se="http://schemas.microsoft.com/office/word/2015/wordml/symex" xmlns:wpg="http://schemas.microsoft.com/office/word/2010/wordprocessingGroup" xmlns:wpi="http://schemas.microsoft.com/office/word/2010/wordprocessingInk" xmlns:wne="http://schemas.microsoft.com/office/word/2006/wordml" xmlns:wps="http://schemas.microsoft.com/office/word/2010/wordprocessingShape" mc:Ignorable="w14 w15 w16se w16cid w16 w16cex w16sdtdh w16sdtfl w16du wp14">
+<w:document xmlns:wpc="http://schemas.microsoft.com/office/word/2010/wordprocessingCanvas" xmlns:cx="http://schemas.microsoft.com/office/drawing/2014/chartex" xmlns:cx1="http://schemas.microsoft.com/office/drawing/2015/9/8/chartex" xmlns:cx2="http://schemas.microsoft.com/office/drawing/2015/10/21/chartex" xmlns:cx3="http://schemas.microsoft.com/office/drawing/2016/5/9/chartex" xmlns:cx4="http://schemas.microsoft.com/office/drawing/2016/5/10/chartex" xmlns:cx5="http://schemas.microsoft.com/office/drawing/2016/5/11/chartex" xmlns:cx6="http://schemas.microsoft.com/office/drawing/2016/5/12/chartex" xmlns:cx7="http://schemas.microsoft.com/office/drawing/2016/5/13/chartex" xmlns:cx8="http://schemas.microsoft.com/office/drawing/2016/5/14/chartex" xmlns:mc="http://schemas.openxmlformats.org/markup-compatibility/2006" xmlns:m="http://schemas.openxmlformats.org/officeDocument/2006/math" xmlns:aink="http://schemas.microsoft.com/office/drawing/2016/ink" xmlns:am3d="http://schemas.microsoft.com/office/drawing/2017/model3d" xmlns:oel="http://schemas.microsoft.com/office/2019/extlst" xmlns:r="http://schemas.openxmlformats.org/officeDocument/2006/relationships" xmlns:wp14="http://schemas.microsoft.com/office/word/2010/wordprocessingDrawing" xmlns:wp="http://schemas.openxmlformats.org/drawingml/2006/wordprocessingDrawing" xmlns:wpg="http://schemas.microsoft.com/office/word/2010/wordprocessingGroup" xmlns:wpi="http://schemas.microsoft.com/office/word/2010/wordprocessingInk" xmlns:wps="http://schemas.microsoft.com/office/word/2010/wordprocessingShape" xmlns:o="urn:schemas-microsoft-com:office:office" xmlns:v="urn:schemas-microsoft-com:vml" xmlns:w10="urn:schemas-microsoft-com:office:word" xmlns:w="http://schemas.openxmlformats.org/wordprocessingml/2006/main" xmlns:w14="http://schemas.microsoft.com/office/word/2010/wordml" xmlns:w15="http://schemas.microsoft.com/office/word/2012/wordml" xmlns:w16cei="http://schemas.microsoft.com/office/word/2026/wordml/cei" xmlns:w16cex="http://schemas.microsoft.com/office/word/2018/wordml/cex" xmlns:w16cid="http://schemas.microsoft.com/office/word/2016/wordml/cid" xmlns:w16="http://schemas.microsoft.com/office/word/2018/wordml" xmlns:w16sdtdh="http://schemas.microsoft.com/office/word/2020/wordml/sdtdatahash" xmlns:w16sdtfl="http://schemas.microsoft.com/office/word/2024/wordml/sdtformatlock" xmlns:w16se="http://schemas.microsoft.com/office/word/2015/wordml/symex" xmlns:w16du="http://schemas.microsoft.com/office/word/2023/wordml/word16du" xmlns:wne="http://schemas.microsoft.com/office/word/2006/wordml" mc:Ignorable="w14 w15 w16se w16cid w16 w16cex w16sdtdh w16sdtfl w16du wp14">
   <w:body>
     <w:p>
       <w:pPr>
@@ -12,7 +12,185 @@
         </w:rPr>
       </w:pPr>
       <w:r>
-        <w:t xml:space="preserve">BONNET, Basile Louis Joseph Henri (known as Henri Bonnet), French diplomat and second Director of the International Institute of Intellectual Cooperation (IIIC) 1931-1940, was born 26 May 1888 in Châteauponsac and passed away 25 October 1978 in Paris, France. He was the son of Jules Theobald Bonnet, collector of indirect taxes, and Marie Thérèse Lascoux. On 27 August 1932 he married Hellé Zervoudaki.</w:t>
+        <w:rPr>
+          <w:b/>
+          <w:bCs/>
+        </w:rPr>
+        <w:t>BONNET, Basile Louis Jos</w:t>
+      </w:r>
+      <w:r>
+        <w:rPr>
+          <w:b/>
+          <w:bCs/>
+        </w:rPr>
+        <w:t>ep</w:t>
+      </w:r>
+      <w:r>
+        <w:rPr>
+          <w:b/>
+          <w:bCs/>
+        </w:rPr>
+        <w:t xml:space="preserve">h Henri (known as Henri Bonnet), French diplomat and </w:t>
+      </w:r>
+      <w:r>
+        <w:rPr>
+          <w:b/>
+          <w:bCs/>
+        </w:rPr>
+        <w:t xml:space="preserve">second </w:t>
+      </w:r>
+      <w:r>
+        <w:rPr>
+          <w:b/>
+          <w:bCs/>
+          <w:color w:val="000000" w:themeColor="text1"/>
+        </w:rPr>
+        <w:t xml:space="preserve">Director of the International Institute of Intellectual Cooperation </w:t>
+      </w:r>
+      <w:r>
+        <w:rPr>
+          <w:b/>
+          <w:bCs/>
+          <w:color w:val="000000" w:themeColor="text1"/>
+        </w:rPr>
+        <w:t xml:space="preserve">(IIIC) </w:t>
+      </w:r>
+      <w:r>
+        <w:rPr>
+          <w:b/>
+          <w:bCs/>
+          <w:color w:val="000000" w:themeColor="text1"/>
+        </w:rPr>
+        <w:t>1931-1940</w:t>
+      </w:r>
+      <w:r>
+        <w:rPr>
+          <w:b/>
+          <w:bCs/>
+          <w:color w:val="000000" w:themeColor="text1"/>
+        </w:rPr>
+        <w:t>,</w:t>
+      </w:r>
+      <w:r>
+        <w:rPr>
+          <w:b/>
+          <w:bCs/>
+          <w:color w:val="000000" w:themeColor="text1"/>
+        </w:rPr>
+        <w:t xml:space="preserve"> was the son of J</w:t>
+      </w:r>
+      <w:r>
+        <w:rPr>
+          <w:b/>
+          <w:bCs/>
+          <w:color w:val="000000" w:themeColor="text1"/>
+        </w:rPr>
+        <w:t>ules Theobald</w:t>
+      </w:r>
+      <w:r>
+        <w:rPr>
+          <w:b/>
+          <w:bCs/>
+          <w:color w:val="000000" w:themeColor="text1"/>
+        </w:rPr>
+        <w:t xml:space="preserve"> Bonnet</w:t>
+      </w:r>
+      <w:r>
+        <w:rPr>
+          <w:b/>
+          <w:bCs/>
+          <w:color w:val="000000" w:themeColor="text1"/>
+        </w:rPr>
+        <w:t xml:space="preserve">, </w:t>
+      </w:r>
+      <w:r>
+        <w:rPr>
+          <w:b/>
+          <w:bCs/>
+          <w:color w:val="000000" w:themeColor="text1"/>
+        </w:rPr>
+        <w:t>collector</w:t>
+      </w:r>
+      <w:r>
+        <w:rPr>
+          <w:b/>
+          <w:bCs/>
+          <w:color w:val="000000" w:themeColor="text1"/>
+        </w:rPr>
+        <w:t xml:space="preserve"> of indirect taxes</w:t>
+      </w:r>
+      <w:r>
+        <w:rPr>
+          <w:b/>
+          <w:bCs/>
+          <w:color w:val="000000" w:themeColor="text1"/>
+        </w:rPr>
+        <w:t>,</w:t>
+      </w:r>
+      <w:r>
+        <w:rPr>
+          <w:b/>
+          <w:bCs/>
+          <w:color w:val="000000" w:themeColor="text1"/>
+        </w:rPr>
+        <w:t xml:space="preserve"> and Marie Thérèse Lascoux. He was born 26 May 1888 in Ch</w:t>
+      </w:r>
+      <w:r>
+        <w:rPr>
+          <w:rFonts w:cs="Times New Roman"/>
+          <w:b/>
+          <w:bCs/>
+          <w:color w:val="000000" w:themeColor="text1"/>
+        </w:rPr>
+        <w:t>â</w:t>
+      </w:r>
+      <w:r>
+        <w:rPr>
+          <w:b/>
+          <w:bCs/>
+          <w:color w:val="000000" w:themeColor="text1"/>
+        </w:rPr>
+        <w:t>teauponsac</w:t>
+      </w:r>
+      <w:r>
+        <w:rPr>
+          <w:b/>
+          <w:bCs/>
+          <w:color w:val="000000" w:themeColor="text1"/>
+        </w:rPr>
+        <w:t xml:space="preserve"> </w:t>
+      </w:r>
+      <w:r>
+        <w:rPr>
+          <w:b/>
+          <w:bCs/>
+          <w:color w:val="000000" w:themeColor="text1"/>
+        </w:rPr>
+        <w:t>and passed away 25 October 1978 in Paris, France.</w:t>
+      </w:r>
+      <w:r>
+        <w:rPr>
+          <w:b/>
+          <w:bCs/>
+          <w:color w:val="000000" w:themeColor="text1"/>
+        </w:rPr>
+        <w:t xml:space="preserve"> On </w:t>
+      </w:r>
+      <w:r>
+        <w:rPr>
+          <w:b/>
+          <w:bCs/>
+          <w:color w:val="000000" w:themeColor="text1"/>
+        </w:rPr>
+        <w:t>27 August 1932</w:t>
+      </w:r>
+      <w:r>
+        <w:rPr>
+          <w:b/>
+          <w:bCs/>
+          <w:color w:val="000000" w:themeColor="text1"/>
+        </w:rPr>
+        <w:t xml:space="preserve"> he married Hellé Zervoudaki.</w:t>
       </w:r>
     </w:p>
     <w:p>
@@ -108,17 +286,11 @@
       <w:r>
         <w:t xml:space="preserve">Source: </w:t>
       </w:r>
-      <w:hyperlink r:id="rId7" w:history="1">
-        <w:r>
-          <w:rPr>
-            <w:rStyle w:val="Hyperlink"/>
-            <w:u w:val="none"/>
-          </w:rPr>
-          <w:t>www.wikidata.org/wiki/Q3130710</w:t>
-        </w:r>
-      </w:hyperlink>
-      <w:r>
-        <w:t xml:space="preserve"> </w:t>
+      <w:r>
+        <w:rPr>
+          <w:rFonts w:cs="Times New Roman"/>
+        </w:rPr>
+        <w:t>Bonnet, 1945, signing UN Charter, Nationaal Archief, The Hague, Netherlands</w:t>
       </w:r>
     </w:p>
     <w:p>
@@ -2500,7 +2672,7 @@
       <w:r>
         <w:t xml:space="preserve"> ‘Bonnet, Henri’ in: UNESCO Archives AtoM Catalogue, </w:t>
       </w:r>
-      <w:hyperlink r:id="rId8" w:history="1">
+      <w:hyperlink r:id="rId7" w:history="1">
         <w:r>
           <w:rPr>
             <w:rStyle w:val="Hyperlink"/>
@@ -2547,7 +2719,7 @@
       <w:pPr>
         <w:jc w:val="both"/>
       </w:pPr>
-      <w:hyperlink r:id="rId9" w:history="1">
+      <w:hyperlink r:id="rId8" w:history="1">
         <w:r>
           <w:rPr>
             <w:rStyle w:val="Hyperlink"/>
@@ -3301,7 +3473,7 @@
       <w:r>
         <w:t xml:space="preserve">Eisenberg, </w:t>
       </w:r>
-      <w:hyperlink r:id="rId10" w:history="1">
+      <w:hyperlink r:id="rId9" w:history="1">
         <w:r>
           <w:rPr>
             <w:rStyle w:val="Hyperlink"/>
@@ -3320,9 +3492,9 @@
       </w:pPr>
     </w:p>
     <w:sectPr>
-      <w:headerReference w:type="even" r:id="rId11"/>
-      <w:headerReference w:type="default" r:id="rId12"/>
-      <w:footerReference w:type="default" r:id="rId13"/>
+      <w:headerReference w:type="even" r:id="rId10"/>
+      <w:headerReference w:type="default" r:id="rId11"/>
+      <w:footerReference w:type="default" r:id="rId12"/>
       <w:pgSz w:w="11900" w:h="16840"/>
       <w:pgMar w:top="1418" w:right="1418" w:bottom="1418" w:left="1418" w:header="709" w:footer="709" w:gutter="0"/>
       <w:cols w:space="708"/>
@@ -3333,7 +3505,7 @@
 </file>
 
 <file path=word/endnotes.xml><?xml version="1.0" encoding="utf-8"?>
-<w:endnotes xmlns:wpc="http://schemas.microsoft.com/office/word/2010/wordprocessingCanvas" xmlns:cx="http://schemas.microsoft.com/office/drawing/2014/chartex" xmlns:cx1="http://schemas.microsoft.com/office/drawing/2015/9/8/chartex" xmlns:cx2="http://schemas.microsoft.com/office/drawing/2015/10/21/chartex" xmlns:cx3="http://schemas.microsoft.com/office/drawing/2016/5/9/chartex" xmlns:cx4="http://schemas.microsoft.com/office/drawing/2016/5/10/chartex" xmlns:cx5="http://schemas.microsoft.com/office/drawing/2016/5/11/chartex" xmlns:cx6="http://schemas.microsoft.com/office/drawing/2016/5/12/chartex" xmlns:cx7="http://schemas.microsoft.com/office/drawing/2016/5/13/chartex" xmlns:cx8="http://schemas.microsoft.com/office/drawing/2016/5/14/chartex" xmlns:mc="http://schemas.openxmlformats.org/markup-compatibility/2006" xmlns:aink="http://schemas.microsoft.com/office/drawing/2016/ink" xmlns:am3d="http://schemas.microsoft.com/office/drawing/2017/model3d" xmlns:o="urn:schemas-microsoft-com:office:office" xmlns:oel="http://schemas.microsoft.com/office/2019/extlst" xmlns:r="http://schemas.openxmlformats.org/officeDocument/2006/relationships" xmlns:m="http://schemas.openxmlformats.org/officeDocument/2006/math" xmlns:v="urn:schemas-microsoft-com:vml" xmlns:wp14="http://schemas.microsoft.com/office/word/2010/wordprocessingDrawing" xmlns:wp="http://schemas.openxmlformats.org/drawingml/2006/wordprocessingDrawing" xmlns:w10="urn:schemas-microsoft-com:office:word" xmlns:w="http://schemas.openxmlformats.org/wordprocessingml/2006/main" xmlns:w14="http://schemas.microsoft.com/office/word/2010/wordml" xmlns:w15="http://schemas.microsoft.com/office/word/2012/wordml" xmlns:w16cex="http://schemas.microsoft.com/office/word/2018/wordml/cex" xmlns:w16cid="http://schemas.microsoft.com/office/word/2016/wordml/cid" xmlns:w16="http://schemas.microsoft.com/office/word/2018/wordml" xmlns:w16du="http://schemas.microsoft.com/office/word/2023/wordml/word16du" xmlns:w16sdtdh="http://schemas.microsoft.com/office/word/2020/wordml/sdtdatahash" xmlns:w16sdtfl="http://schemas.microsoft.com/office/word/2024/wordml/sdtformatlock" xmlns:w16se="http://schemas.microsoft.com/office/word/2015/wordml/symex" xmlns:wpg="http://schemas.microsoft.com/office/word/2010/wordprocessingGroup" xmlns:wpi="http://schemas.microsoft.com/office/word/2010/wordprocessingInk" xmlns:wne="http://schemas.microsoft.com/office/word/2006/wordml" xmlns:wps="http://schemas.microsoft.com/office/word/2010/wordprocessingShape" mc:Ignorable="w14 w15 w16se w16cid w16 w16cex w16sdtdh w16sdtfl w16du wp14">
+<w:endnotes xmlns:wpc="http://schemas.microsoft.com/office/word/2010/wordprocessingCanvas" xmlns:cx="http://schemas.microsoft.com/office/drawing/2014/chartex" xmlns:cx1="http://schemas.microsoft.com/office/drawing/2015/9/8/chartex" xmlns:cx2="http://schemas.microsoft.com/office/drawing/2015/10/21/chartex" xmlns:cx3="http://schemas.microsoft.com/office/drawing/2016/5/9/chartex" xmlns:cx4="http://schemas.microsoft.com/office/drawing/2016/5/10/chartex" xmlns:cx5="http://schemas.microsoft.com/office/drawing/2016/5/11/chartex" xmlns:cx6="http://schemas.microsoft.com/office/drawing/2016/5/12/chartex" xmlns:cx7="http://schemas.microsoft.com/office/drawing/2016/5/13/chartex" xmlns:cx8="http://schemas.microsoft.com/office/drawing/2016/5/14/chartex" xmlns:mc="http://schemas.openxmlformats.org/markup-compatibility/2006" xmlns:m="http://schemas.openxmlformats.org/officeDocument/2006/math" xmlns:aink="http://schemas.microsoft.com/office/drawing/2016/ink" xmlns:am3d="http://schemas.microsoft.com/office/drawing/2017/model3d" xmlns:oel="http://schemas.microsoft.com/office/2019/extlst" xmlns:r="http://schemas.openxmlformats.org/officeDocument/2006/relationships" xmlns:wp14="http://schemas.microsoft.com/office/word/2010/wordprocessingDrawing" xmlns:wp="http://schemas.openxmlformats.org/drawingml/2006/wordprocessingDrawing" xmlns:wpg="http://schemas.microsoft.com/office/word/2010/wordprocessingGroup" xmlns:wpi="http://schemas.microsoft.com/office/word/2010/wordprocessingInk" xmlns:wps="http://schemas.microsoft.com/office/word/2010/wordprocessingShape" xmlns:o="urn:schemas-microsoft-com:office:office" xmlns:v="urn:schemas-microsoft-com:vml" xmlns:w10="urn:schemas-microsoft-com:office:word" xmlns:w="http://schemas.openxmlformats.org/wordprocessingml/2006/main" xmlns:w14="http://schemas.microsoft.com/office/word/2010/wordml" xmlns:w15="http://schemas.microsoft.com/office/word/2012/wordml" xmlns:w16cei="http://schemas.microsoft.com/office/word/2026/wordml/cei" xmlns:w16cex="http://schemas.microsoft.com/office/word/2018/wordml/cex" xmlns:w16cid="http://schemas.microsoft.com/office/word/2016/wordml/cid" xmlns:w16="http://schemas.microsoft.com/office/word/2018/wordml" xmlns:w16sdtdh="http://schemas.microsoft.com/office/word/2020/wordml/sdtdatahash" xmlns:w16sdtfl="http://schemas.microsoft.com/office/word/2024/wordml/sdtformatlock" xmlns:w16se="http://schemas.microsoft.com/office/word/2015/wordml/symex" xmlns:w16du="http://schemas.microsoft.com/office/word/2023/wordml/word16du" xmlns:wne="http://schemas.microsoft.com/office/word/2006/wordml" mc:Ignorable="w14 w15 w16se w16cid w16 w16cex w16sdtdh w16sdtfl w16du wp14">
   <w:endnote w:type="separator" w:id="-1">
     <w:p>
       <w:r>
@@ -3352,7 +3524,7 @@
 </file>
 
 <file path=word/footer1.xml><?xml version="1.0" encoding="utf-8"?>
-<w:ftr xmlns:wpc="http://schemas.microsoft.com/office/word/2010/wordprocessingCanvas" xmlns:cx="http://schemas.microsoft.com/office/drawing/2014/chartex" xmlns:cx1="http://schemas.microsoft.com/office/drawing/2015/9/8/chartex" xmlns:cx2="http://schemas.microsoft.com/office/drawing/2015/10/21/chartex" xmlns:cx3="http://schemas.microsoft.com/office/drawing/2016/5/9/chartex" xmlns:cx4="http://schemas.microsoft.com/office/drawing/2016/5/10/chartex" xmlns:cx5="http://schemas.microsoft.com/office/drawing/2016/5/11/chartex" xmlns:cx6="http://schemas.microsoft.com/office/drawing/2016/5/12/chartex" xmlns:cx7="http://schemas.microsoft.com/office/drawing/2016/5/13/chartex" xmlns:cx8="http://schemas.microsoft.com/office/drawing/2016/5/14/chartex" xmlns:mc="http://schemas.openxmlformats.org/markup-compatibility/2006" xmlns:aink="http://schemas.microsoft.com/office/drawing/2016/ink" xmlns:am3d="http://schemas.microsoft.com/office/drawing/2017/model3d" xmlns:o="urn:schemas-microsoft-com:office:office" xmlns:oel="http://schemas.microsoft.com/office/2019/extlst" xmlns:r="http://schemas.openxmlformats.org/officeDocument/2006/relationships" xmlns:m="http://schemas.openxmlformats.org/officeDocument/2006/math" xmlns:v="urn:schemas-microsoft-com:vml" xmlns:wp14="http://schemas.microsoft.com/office/word/2010/wordprocessingDrawing" xmlns:wp="http://schemas.openxmlformats.org/drawingml/2006/wordprocessingDrawing" xmlns:w10="urn:schemas-microsoft-com:office:word" xmlns:w="http://schemas.openxmlformats.org/wordprocessingml/2006/main" xmlns:w14="http://schemas.microsoft.com/office/word/2010/wordml" xmlns:w15="http://schemas.microsoft.com/office/word/2012/wordml" xmlns:w16cex="http://schemas.microsoft.com/office/word/2018/wordml/cex" xmlns:w16cid="http://schemas.microsoft.com/office/word/2016/wordml/cid" xmlns:w16="http://schemas.microsoft.com/office/word/2018/wordml" xmlns:w16du="http://schemas.microsoft.com/office/word/2023/wordml/word16du" xmlns:w16sdtdh="http://schemas.microsoft.com/office/word/2020/wordml/sdtdatahash" xmlns:w16sdtfl="http://schemas.microsoft.com/office/word/2024/wordml/sdtformatlock" xmlns:w16se="http://schemas.microsoft.com/office/word/2015/wordml/symex" xmlns:wpg="http://schemas.microsoft.com/office/word/2010/wordprocessingGroup" xmlns:wpi="http://schemas.microsoft.com/office/word/2010/wordprocessingInk" xmlns:wne="http://schemas.microsoft.com/office/word/2006/wordml" xmlns:wps="http://schemas.microsoft.com/office/word/2010/wordprocessingShape" mc:Ignorable="w14 w15 w16se w16cid w16 w16cex w16sdtdh w16sdtfl w16du wp14">
+<w:ftr xmlns:wpc="http://schemas.microsoft.com/office/word/2010/wordprocessingCanvas" xmlns:cx="http://schemas.microsoft.com/office/drawing/2014/chartex" xmlns:cx1="http://schemas.microsoft.com/office/drawing/2015/9/8/chartex" xmlns:cx2="http://schemas.microsoft.com/office/drawing/2015/10/21/chartex" xmlns:cx3="http://schemas.microsoft.com/office/drawing/2016/5/9/chartex" xmlns:cx4="http://schemas.microsoft.com/office/drawing/2016/5/10/chartex" xmlns:cx5="http://schemas.microsoft.com/office/drawing/2016/5/11/chartex" xmlns:cx6="http://schemas.microsoft.com/office/drawing/2016/5/12/chartex" xmlns:cx7="http://schemas.microsoft.com/office/drawing/2016/5/13/chartex" xmlns:cx8="http://schemas.microsoft.com/office/drawing/2016/5/14/chartex" xmlns:mc="http://schemas.openxmlformats.org/markup-compatibility/2006" xmlns:m="http://schemas.openxmlformats.org/officeDocument/2006/math" xmlns:aink="http://schemas.microsoft.com/office/drawing/2016/ink" xmlns:am3d="http://schemas.microsoft.com/office/drawing/2017/model3d" xmlns:oel="http://schemas.microsoft.com/office/2019/extlst" xmlns:r="http://schemas.openxmlformats.org/officeDocument/2006/relationships" xmlns:wp14="http://schemas.microsoft.com/office/word/2010/wordprocessingDrawing" xmlns:wp="http://schemas.openxmlformats.org/drawingml/2006/wordprocessingDrawing" xmlns:wpg="http://schemas.microsoft.com/office/word/2010/wordprocessingGroup" xmlns:wpi="http://schemas.microsoft.com/office/word/2010/wordprocessingInk" xmlns:wps="http://schemas.microsoft.com/office/word/2010/wordprocessingShape" xmlns:o="urn:schemas-microsoft-com:office:office" xmlns:v="urn:schemas-microsoft-com:vml" xmlns:w10="urn:schemas-microsoft-com:office:word" xmlns:w="http://schemas.openxmlformats.org/wordprocessingml/2006/main" xmlns:w14="http://schemas.microsoft.com/office/word/2010/wordml" xmlns:w15="http://schemas.microsoft.com/office/word/2012/wordml" xmlns:w16cei="http://schemas.microsoft.com/office/word/2026/wordml/cei" xmlns:w16cex="http://schemas.microsoft.com/office/word/2018/wordml/cex" xmlns:w16cid="http://schemas.microsoft.com/office/word/2016/wordml/cid" xmlns:w16="http://schemas.microsoft.com/office/word/2018/wordml" xmlns:w16sdtdh="http://schemas.microsoft.com/office/word/2020/wordml/sdtdatahash" xmlns:w16sdtfl="http://schemas.microsoft.com/office/word/2024/wordml/sdtformatlock" xmlns:w16se="http://schemas.microsoft.com/office/word/2015/wordml/symex" xmlns:w16du="http://schemas.microsoft.com/office/word/2023/wordml/word16du" xmlns:wne="http://schemas.microsoft.com/office/word/2006/wordml" mc:Ignorable="w14 w15 w16se w16cid w16 w16cex w16sdtdh w16sdtfl w16du wp14">
   <w:p>
     <w:pPr>
       <w:pStyle w:val="Voettekst"/>
@@ -3397,7 +3569,7 @@
 </file>
 
 <file path=word/footnotes.xml><?xml version="1.0" encoding="utf-8"?>
-<w:footnotes xmlns:wpc="http://schemas.microsoft.com/office/word/2010/wordprocessingCanvas" xmlns:cx="http://schemas.microsoft.com/office/drawing/2014/chartex" xmlns:cx1="http://schemas.microsoft.com/office/drawing/2015/9/8/chartex" xmlns:cx2="http://schemas.microsoft.com/office/drawing/2015/10/21/chartex" xmlns:cx3="http://schemas.microsoft.com/office/drawing/2016/5/9/chartex" xmlns:cx4="http://schemas.microsoft.com/office/drawing/2016/5/10/chartex" xmlns:cx5="http://schemas.microsoft.com/office/drawing/2016/5/11/chartex" xmlns:cx6="http://schemas.microsoft.com/office/drawing/2016/5/12/chartex" xmlns:cx7="http://schemas.microsoft.com/office/drawing/2016/5/13/chartex" xmlns:cx8="http://schemas.microsoft.com/office/drawing/2016/5/14/chartex" xmlns:mc="http://schemas.openxmlformats.org/markup-compatibility/2006" xmlns:aink="http://schemas.microsoft.com/office/drawing/2016/ink" xmlns:am3d="http://schemas.microsoft.com/office/drawing/2017/model3d" xmlns:o="urn:schemas-microsoft-com:office:office" xmlns:oel="http://schemas.microsoft.com/office/2019/extlst" xmlns:r="http://schemas.openxmlformats.org/officeDocument/2006/relationships" xmlns:m="http://schemas.openxmlformats.org/officeDocument/2006/math" xmlns:v="urn:schemas-microsoft-com:vml" xmlns:wp14="http://schemas.microsoft.com/office/word/2010/wordprocessingDrawing" xmlns:wp="http://schemas.openxmlformats.org/drawingml/2006/wordprocessingDrawing" xmlns:w10="urn:schemas-microsoft-com:office:word" xmlns:w="http://schemas.openxmlformats.org/wordprocessingml/2006/main" xmlns:w14="http://schemas.microsoft.com/office/word/2010/wordml" xmlns:w15="http://schemas.microsoft.com/office/word/2012/wordml" xmlns:w16cex="http://schemas.microsoft.com/office/word/2018/wordml/cex" xmlns:w16cid="http://schemas.microsoft.com/office/word/2016/wordml/cid" xmlns:w16="http://schemas.microsoft.com/office/word/2018/wordml" xmlns:w16du="http://schemas.microsoft.com/office/word/2023/wordml/word16du" xmlns:w16sdtdh="http://schemas.microsoft.com/office/word/2020/wordml/sdtdatahash" xmlns:w16sdtfl="http://schemas.microsoft.com/office/word/2024/wordml/sdtformatlock" xmlns:w16se="http://schemas.microsoft.com/office/word/2015/wordml/symex" xmlns:wpg="http://schemas.microsoft.com/office/word/2010/wordprocessingGroup" xmlns:wpi="http://schemas.microsoft.com/office/word/2010/wordprocessingInk" xmlns:wne="http://schemas.microsoft.com/office/word/2006/wordml" xmlns:wps="http://schemas.microsoft.com/office/word/2010/wordprocessingShape" mc:Ignorable="w14 w15 w16se w16cid w16 w16cex w16sdtdh w16sdtfl w16du wp14">
+<w:footnotes xmlns:wpc="http://schemas.microsoft.com/office/word/2010/wordprocessingCanvas" xmlns:cx="http://schemas.microsoft.com/office/drawing/2014/chartex" xmlns:cx1="http://schemas.microsoft.com/office/drawing/2015/9/8/chartex" xmlns:cx2="http://schemas.microsoft.com/office/drawing/2015/10/21/chartex" xmlns:cx3="http://schemas.microsoft.com/office/drawing/2016/5/9/chartex" xmlns:cx4="http://schemas.microsoft.com/office/drawing/2016/5/10/chartex" xmlns:cx5="http://schemas.microsoft.com/office/drawing/2016/5/11/chartex" xmlns:cx6="http://schemas.microsoft.com/office/drawing/2016/5/12/chartex" xmlns:cx7="http://schemas.microsoft.com/office/drawing/2016/5/13/chartex" xmlns:cx8="http://schemas.microsoft.com/office/drawing/2016/5/14/chartex" xmlns:mc="http://schemas.openxmlformats.org/markup-compatibility/2006" xmlns:m="http://schemas.openxmlformats.org/officeDocument/2006/math" xmlns:aink="http://schemas.microsoft.com/office/drawing/2016/ink" xmlns:am3d="http://schemas.microsoft.com/office/drawing/2017/model3d" xmlns:oel="http://schemas.microsoft.com/office/2019/extlst" xmlns:r="http://schemas.openxmlformats.org/officeDocument/2006/relationships" xmlns:wp14="http://schemas.microsoft.com/office/word/2010/wordprocessingDrawing" xmlns:wp="http://schemas.openxmlformats.org/drawingml/2006/wordprocessingDrawing" xmlns:wpg="http://schemas.microsoft.com/office/word/2010/wordprocessingGroup" xmlns:wpi="http://schemas.microsoft.com/office/word/2010/wordprocessingInk" xmlns:wps="http://schemas.microsoft.com/office/word/2010/wordprocessingShape" xmlns:o="urn:schemas-microsoft-com:office:office" xmlns:v="urn:schemas-microsoft-com:vml" xmlns:w10="urn:schemas-microsoft-com:office:word" xmlns:w="http://schemas.openxmlformats.org/wordprocessingml/2006/main" xmlns:w14="http://schemas.microsoft.com/office/word/2010/wordml" xmlns:w15="http://schemas.microsoft.com/office/word/2012/wordml" xmlns:w16cei="http://schemas.microsoft.com/office/word/2026/wordml/cei" xmlns:w16cex="http://schemas.microsoft.com/office/word/2018/wordml/cex" xmlns:w16cid="http://schemas.microsoft.com/office/word/2016/wordml/cid" xmlns:w16="http://schemas.microsoft.com/office/word/2018/wordml" xmlns:w16sdtdh="http://schemas.microsoft.com/office/word/2020/wordml/sdtdatahash" xmlns:w16sdtfl="http://schemas.microsoft.com/office/word/2024/wordml/sdtformatlock" xmlns:w16se="http://schemas.microsoft.com/office/word/2015/wordml/symex" xmlns:w16du="http://schemas.microsoft.com/office/word/2023/wordml/word16du" xmlns:wne="http://schemas.microsoft.com/office/word/2006/wordml" mc:Ignorable="w14 w15 w16se w16cid w16 w16cex w16sdtdh w16sdtfl w16du wp14">
   <w:footnote w:type="separator" w:id="-1">
     <w:p>
       <w:r>
@@ -3416,7 +3588,7 @@
 </file>
 
 <file path=word/header1.xml><?xml version="1.0" encoding="utf-8"?>
-<w:hdr xmlns:wpc="http://schemas.microsoft.com/office/word/2010/wordprocessingCanvas" xmlns:cx="http://schemas.microsoft.com/office/drawing/2014/chartex" xmlns:cx1="http://schemas.microsoft.com/office/drawing/2015/9/8/chartex" xmlns:cx2="http://schemas.microsoft.com/office/drawing/2015/10/21/chartex" xmlns:cx3="http://schemas.microsoft.com/office/drawing/2016/5/9/chartex" xmlns:cx4="http://schemas.microsoft.com/office/drawing/2016/5/10/chartex" xmlns:cx5="http://schemas.microsoft.com/office/drawing/2016/5/11/chartex" xmlns:cx6="http://schemas.microsoft.com/office/drawing/2016/5/12/chartex" xmlns:cx7="http://schemas.microsoft.com/office/drawing/2016/5/13/chartex" xmlns:cx8="http://schemas.microsoft.com/office/drawing/2016/5/14/chartex" xmlns:mc="http://schemas.openxmlformats.org/markup-compatibility/2006" xmlns:aink="http://schemas.microsoft.com/office/drawing/2016/ink" xmlns:am3d="http://schemas.microsoft.com/office/drawing/2017/model3d" xmlns:o="urn:schemas-microsoft-com:office:office" xmlns:oel="http://schemas.microsoft.com/office/2019/extlst" xmlns:r="http://schemas.openxmlformats.org/officeDocument/2006/relationships" xmlns:m="http://schemas.openxmlformats.org/officeDocument/2006/math" xmlns:v="urn:schemas-microsoft-com:vml" xmlns:wp14="http://schemas.microsoft.com/office/word/2010/wordprocessingDrawing" xmlns:wp="http://schemas.openxmlformats.org/drawingml/2006/wordprocessingDrawing" xmlns:w10="urn:schemas-microsoft-com:office:word" xmlns:w="http://schemas.openxmlformats.org/wordprocessingml/2006/main" xmlns:w14="http://schemas.microsoft.com/office/word/2010/wordml" xmlns:w15="http://schemas.microsoft.com/office/word/2012/wordml" xmlns:w16cex="http://schemas.microsoft.com/office/word/2018/wordml/cex" xmlns:w16cid="http://schemas.microsoft.com/office/word/2016/wordml/cid" xmlns:w16="http://schemas.microsoft.com/office/word/2018/wordml" xmlns:w16du="http://schemas.microsoft.com/office/word/2023/wordml/word16du" xmlns:w16sdtdh="http://schemas.microsoft.com/office/word/2020/wordml/sdtdatahash" xmlns:w16sdtfl="http://schemas.microsoft.com/office/word/2024/wordml/sdtformatlock" xmlns:w16se="http://schemas.microsoft.com/office/word/2015/wordml/symex" xmlns:wpg="http://schemas.microsoft.com/office/word/2010/wordprocessingGroup" xmlns:wpi="http://schemas.microsoft.com/office/word/2010/wordprocessingInk" xmlns:wne="http://schemas.microsoft.com/office/word/2006/wordml" xmlns:wps="http://schemas.microsoft.com/office/word/2010/wordprocessingShape" mc:Ignorable="w14 w15 w16se w16cid w16 w16cex w16sdtdh w16sdtfl w16du wp14">
+<w:hdr xmlns:wpc="http://schemas.microsoft.com/office/word/2010/wordprocessingCanvas" xmlns:cx="http://schemas.microsoft.com/office/drawing/2014/chartex" xmlns:cx1="http://schemas.microsoft.com/office/drawing/2015/9/8/chartex" xmlns:cx2="http://schemas.microsoft.com/office/drawing/2015/10/21/chartex" xmlns:cx3="http://schemas.microsoft.com/office/drawing/2016/5/9/chartex" xmlns:cx4="http://schemas.microsoft.com/office/drawing/2016/5/10/chartex" xmlns:cx5="http://schemas.microsoft.com/office/drawing/2016/5/11/chartex" xmlns:cx6="http://schemas.microsoft.com/office/drawing/2016/5/12/chartex" xmlns:cx7="http://schemas.microsoft.com/office/drawing/2016/5/13/chartex" xmlns:cx8="http://schemas.microsoft.com/office/drawing/2016/5/14/chartex" xmlns:mc="http://schemas.openxmlformats.org/markup-compatibility/2006" xmlns:m="http://schemas.openxmlformats.org/officeDocument/2006/math" xmlns:aink="http://schemas.microsoft.com/office/drawing/2016/ink" xmlns:am3d="http://schemas.microsoft.com/office/drawing/2017/model3d" xmlns:oel="http://schemas.microsoft.com/office/2019/extlst" xmlns:r="http://schemas.openxmlformats.org/officeDocument/2006/relationships" xmlns:wp14="http://schemas.microsoft.com/office/word/2010/wordprocessingDrawing" xmlns:wp="http://schemas.openxmlformats.org/drawingml/2006/wordprocessingDrawing" xmlns:wpg="http://schemas.microsoft.com/office/word/2010/wordprocessingGroup" xmlns:wpi="http://schemas.microsoft.com/office/word/2010/wordprocessingInk" xmlns:wps="http://schemas.microsoft.com/office/word/2010/wordprocessingShape" xmlns:o="urn:schemas-microsoft-com:office:office" xmlns:v="urn:schemas-microsoft-com:vml" xmlns:w10="urn:schemas-microsoft-com:office:word" xmlns:w="http://schemas.openxmlformats.org/wordprocessingml/2006/main" xmlns:w14="http://schemas.microsoft.com/office/word/2010/wordml" xmlns:w15="http://schemas.microsoft.com/office/word/2012/wordml" xmlns:w16cei="http://schemas.microsoft.com/office/word/2026/wordml/cei" xmlns:w16cex="http://schemas.microsoft.com/office/word/2018/wordml/cex" xmlns:w16cid="http://schemas.microsoft.com/office/word/2016/wordml/cid" xmlns:w16="http://schemas.microsoft.com/office/word/2018/wordml" xmlns:w16sdtdh="http://schemas.microsoft.com/office/word/2020/wordml/sdtdatahash" xmlns:w16sdtfl="http://schemas.microsoft.com/office/word/2024/wordml/sdtformatlock" xmlns:w16se="http://schemas.microsoft.com/office/word/2015/wordml/symex" xmlns:w16du="http://schemas.microsoft.com/office/word/2023/wordml/word16du" xmlns:wne="http://schemas.microsoft.com/office/word/2006/wordml" mc:Ignorable="w14 w15 w16se w16cid w16 w16cex w16sdtdh w16sdtfl w16du wp14">
   <w:sdt>
     <w:sdtPr>
       <w:rPr>
@@ -3467,7 +3639,7 @@
 </file>
 
 <file path=word/header2.xml><?xml version="1.0" encoding="utf-8"?>
-<w:hdr xmlns:wpc="http://schemas.microsoft.com/office/word/2010/wordprocessingCanvas" xmlns:cx="http://schemas.microsoft.com/office/drawing/2014/chartex" xmlns:cx1="http://schemas.microsoft.com/office/drawing/2015/9/8/chartex" xmlns:cx2="http://schemas.microsoft.com/office/drawing/2015/10/21/chartex" xmlns:cx3="http://schemas.microsoft.com/office/drawing/2016/5/9/chartex" xmlns:cx4="http://schemas.microsoft.com/office/drawing/2016/5/10/chartex" xmlns:cx5="http://schemas.microsoft.com/office/drawing/2016/5/11/chartex" xmlns:cx6="http://schemas.microsoft.com/office/drawing/2016/5/12/chartex" xmlns:cx7="http://schemas.microsoft.com/office/drawing/2016/5/13/chartex" xmlns:cx8="http://schemas.microsoft.com/office/drawing/2016/5/14/chartex" xmlns:mc="http://schemas.openxmlformats.org/markup-compatibility/2006" xmlns:aink="http://schemas.microsoft.com/office/drawing/2016/ink" xmlns:am3d="http://schemas.microsoft.com/office/drawing/2017/model3d" xmlns:o="urn:schemas-microsoft-com:office:office" xmlns:oel="http://schemas.microsoft.com/office/2019/extlst" xmlns:r="http://schemas.openxmlformats.org/officeDocument/2006/relationships" xmlns:m="http://schemas.openxmlformats.org/officeDocument/2006/math" xmlns:v="urn:schemas-microsoft-com:vml" xmlns:wp14="http://schemas.microsoft.com/office/word/2010/wordprocessingDrawing" xmlns:wp="http://schemas.openxmlformats.org/drawingml/2006/wordprocessingDrawing" xmlns:w10="urn:schemas-microsoft-com:office:word" xmlns:w="http://schemas.openxmlformats.org/wordprocessingml/2006/main" xmlns:w14="http://schemas.microsoft.com/office/word/2010/wordml" xmlns:w15="http://schemas.microsoft.com/office/word/2012/wordml" xmlns:w16cex="http://schemas.microsoft.com/office/word/2018/wordml/cex" xmlns:w16cid="http://schemas.microsoft.com/office/word/2016/wordml/cid" xmlns:w16="http://schemas.microsoft.com/office/word/2018/wordml" xmlns:w16du="http://schemas.microsoft.com/office/word/2023/wordml/word16du" xmlns:w16sdtdh="http://schemas.microsoft.com/office/word/2020/wordml/sdtdatahash" xmlns:w16sdtfl="http://schemas.microsoft.com/office/word/2024/wordml/sdtformatlock" xmlns:w16se="http://schemas.microsoft.com/office/word/2015/wordml/symex" xmlns:wpg="http://schemas.microsoft.com/office/word/2010/wordprocessingGroup" xmlns:wpi="http://schemas.microsoft.com/office/word/2010/wordprocessingInk" xmlns:wne="http://schemas.microsoft.com/office/word/2006/wordml" xmlns:wps="http://schemas.microsoft.com/office/word/2010/wordprocessingShape" mc:Ignorable="w14 w15 w16se w16cid w16 w16cex w16sdtdh w16sdtfl w16du wp14">
+<w:hdr xmlns:wpc="http://schemas.microsoft.com/office/word/2010/wordprocessingCanvas" xmlns:cx="http://schemas.microsoft.com/office/drawing/2014/chartex" xmlns:cx1="http://schemas.microsoft.com/office/drawing/2015/9/8/chartex" xmlns:cx2="http://schemas.microsoft.com/office/drawing/2015/10/21/chartex" xmlns:cx3="http://schemas.microsoft.com/office/drawing/2016/5/9/chartex" xmlns:cx4="http://schemas.microsoft.com/office/drawing/2016/5/10/chartex" xmlns:cx5="http://schemas.microsoft.com/office/drawing/2016/5/11/chartex" xmlns:cx6="http://schemas.microsoft.com/office/drawing/2016/5/12/chartex" xmlns:cx7="http://schemas.microsoft.com/office/drawing/2016/5/13/chartex" xmlns:cx8="http://schemas.microsoft.com/office/drawing/2016/5/14/chartex" xmlns:mc="http://schemas.openxmlformats.org/markup-compatibility/2006" xmlns:m="http://schemas.openxmlformats.org/officeDocument/2006/math" xmlns:aink="http://schemas.microsoft.com/office/drawing/2016/ink" xmlns:am3d="http://schemas.microsoft.com/office/drawing/2017/model3d" xmlns:oel="http://schemas.microsoft.com/office/2019/extlst" xmlns:r="http://schemas.openxmlformats.org/officeDocument/2006/relationships" xmlns:wp14="http://schemas.microsoft.com/office/word/2010/wordprocessingDrawing" xmlns:wp="http://schemas.openxmlformats.org/drawingml/2006/wordprocessingDrawing" xmlns:wpg="http://schemas.microsoft.com/office/word/2010/wordprocessingGroup" xmlns:wpi="http://schemas.microsoft.com/office/word/2010/wordprocessingInk" xmlns:wps="http://schemas.microsoft.com/office/word/2010/wordprocessingShape" xmlns:o="urn:schemas-microsoft-com:office:office" xmlns:v="urn:schemas-microsoft-com:vml" xmlns:w10="urn:schemas-microsoft-com:office:word" xmlns:w="http://schemas.openxmlformats.org/wordprocessingml/2006/main" xmlns:w14="http://schemas.microsoft.com/office/word/2010/wordml" xmlns:w15="http://schemas.microsoft.com/office/word/2012/wordml" xmlns:w16cei="http://schemas.microsoft.com/office/word/2026/wordml/cei" xmlns:w16cex="http://schemas.microsoft.com/office/word/2018/wordml/cex" xmlns:w16cid="http://schemas.microsoft.com/office/word/2016/wordml/cid" xmlns:w16="http://schemas.microsoft.com/office/word/2018/wordml" xmlns:w16sdtdh="http://schemas.microsoft.com/office/word/2020/wordml/sdtdatahash" xmlns:w16sdtfl="http://schemas.microsoft.com/office/word/2024/wordml/sdtformatlock" xmlns:w16se="http://schemas.microsoft.com/office/word/2015/wordml/symex" xmlns:w16du="http://schemas.microsoft.com/office/word/2023/wordml/word16du" xmlns:wne="http://schemas.microsoft.com/office/word/2006/wordml" mc:Ignorable="w14 w15 w16se w16cid w16 w16cex w16sdtdh w16sdtfl w16du wp14">
   <w:sdt>
     <w:sdtPr>
       <w:rPr>
@@ -3531,7 +3703,7 @@
 </file>
 
 <file path=word/styles.xml><?xml version="1.0" encoding="utf-8"?>
-<w:styles xmlns:mc="http://schemas.openxmlformats.org/markup-compatibility/2006" xmlns:r="http://schemas.openxmlformats.org/officeDocument/2006/relationships" xmlns:w="http://schemas.openxmlformats.org/wordprocessingml/2006/main" xmlns:w14="http://schemas.microsoft.com/office/word/2010/wordml" xmlns:w15="http://schemas.microsoft.com/office/word/2012/wordml" xmlns:w16cex="http://schemas.microsoft.com/office/word/2018/wordml/cex" xmlns:w16cid="http://schemas.microsoft.com/office/word/2016/wordml/cid" xmlns:w16="http://schemas.microsoft.com/office/word/2018/wordml" xmlns:w16du="http://schemas.microsoft.com/office/word/2023/wordml/word16du" xmlns:w16sdtdh="http://schemas.microsoft.com/office/word/2020/wordml/sdtdatahash" xmlns:w16sdtfl="http://schemas.microsoft.com/office/word/2024/wordml/sdtformatlock" xmlns:w16se="http://schemas.microsoft.com/office/word/2015/wordml/symex" mc:Ignorable="w14 w15 w16se w16cid w16 w16cex w16sdtdh w16sdtfl w16du">
+<w:styles xmlns:mc="http://schemas.openxmlformats.org/markup-compatibility/2006" xmlns:r="http://schemas.openxmlformats.org/officeDocument/2006/relationships" xmlns:w="http://schemas.openxmlformats.org/wordprocessingml/2006/main" xmlns:w14="http://schemas.microsoft.com/office/word/2010/wordml" xmlns:w15="http://schemas.microsoft.com/office/word/2012/wordml" xmlns:w16cex="http://schemas.microsoft.com/office/word/2018/wordml/cex" xmlns:w16cid="http://schemas.microsoft.com/office/word/2016/wordml/cid" xmlns:w16="http://schemas.microsoft.com/office/word/2018/wordml" xmlns:w16sdtdh="http://schemas.microsoft.com/office/word/2020/wordml/sdtdatahash" xmlns:w16sdtfl="http://schemas.microsoft.com/office/word/2024/wordml/sdtformatlock" xmlns:w16se="http://schemas.microsoft.com/office/word/2015/wordml/symex" xmlns:w16du="http://schemas.microsoft.com/office/word/2023/wordml/word16du" mc:Ignorable="w14 w15 w16se w16cid w16 w16cex w16sdtdh w16sdtfl w16du">
   <w:docDefaults>
     <w:rPrDefault>
       <w:rPr>

--- a/src/content/bios/Bonnet-H 2024.docx
+++ b/src/content/bios/Bonnet-H 2024.docx
@@ -77,7 +77,7 @@
           <w:bCs/>
           <w:color w:val="000000" w:themeColor="text1"/>
         </w:rPr>
-        <w:t xml:space="preserve"> was the son of J</w:t>
+        <w:t xml:space="preserve"> </w:t>
       </w:r>
       <w:r>
         <w:rPr>
@@ -85,55 +85,16 @@
           <w:bCs/>
           <w:color w:val="000000" w:themeColor="text1"/>
         </w:rPr>
-        <w:t>ules Theobald</w:t>
-      </w:r>
+        <w:t xml:space="preserve">was born 26 May 1888 in </w:t>
+      </w:r>
+      <w:proofErr w:type="spellStart"/>
       <w:r>
         <w:rPr>
           <w:b/>
           <w:bCs/>
           <w:color w:val="000000" w:themeColor="text1"/>
         </w:rPr>
-        <w:t xml:space="preserve"> Bonnet</w:t>
-      </w:r>
-      <w:r>
-        <w:rPr>
-          <w:b/>
-          <w:bCs/>
-          <w:color w:val="000000" w:themeColor="text1"/>
-        </w:rPr>
-        <w:t xml:space="preserve">, </w:t>
-      </w:r>
-      <w:r>
-        <w:rPr>
-          <w:b/>
-          <w:bCs/>
-          <w:color w:val="000000" w:themeColor="text1"/>
-        </w:rPr>
-        <w:t>collector</w:t>
-      </w:r>
-      <w:r>
-        <w:rPr>
-          <w:b/>
-          <w:bCs/>
-          <w:color w:val="000000" w:themeColor="text1"/>
-        </w:rPr>
-        <w:t xml:space="preserve"> of indirect taxes</w:t>
-      </w:r>
-      <w:r>
-        <w:rPr>
-          <w:b/>
-          <w:bCs/>
-          <w:color w:val="000000" w:themeColor="text1"/>
-        </w:rPr>
-        <w:t>,</w:t>
-      </w:r>
-      <w:r>
-        <w:rPr>
-          <w:b/>
-          <w:bCs/>
-          <w:color w:val="000000" w:themeColor="text1"/>
-        </w:rPr>
-        <w:t xml:space="preserve"> and Marie Thérèse Lascoux. He was born 26 May 1888 in Ch</w:t>
+        <w:t>Ch</w:t>
       </w:r>
       <w:r>
         <w:rPr>
@@ -152,13 +113,14 @@
         </w:rPr>
         <w:t>teauponsac</w:t>
       </w:r>
+      <w:proofErr w:type="spellEnd"/>
       <w:r>
         <w:rPr>
           <w:b/>
           <w:bCs/>
           <w:color w:val="000000" w:themeColor="text1"/>
         </w:rPr>
-        <w:t xml:space="preserve"> </w:t>
+        <w:t xml:space="preserve"> and passed away 25 October 1978 in Paris, France.</w:t>
       </w:r>
       <w:r>
         <w:rPr>
@@ -166,7 +128,7 @@
           <w:bCs/>
           <w:color w:val="000000" w:themeColor="text1"/>
         </w:rPr>
-        <w:t>and passed away 25 October 1978 in Paris, France.</w:t>
+        <w:t xml:space="preserve"> </w:t>
       </w:r>
       <w:r>
         <w:rPr>
@@ -174,7 +136,7 @@
           <w:bCs/>
           <w:color w:val="000000" w:themeColor="text1"/>
         </w:rPr>
-        <w:t xml:space="preserve"> On </w:t>
+        <w:t xml:space="preserve">He </w:t>
       </w:r>
       <w:r>
         <w:rPr>
@@ -182,7 +144,7 @@
           <w:bCs/>
           <w:color w:val="000000" w:themeColor="text1"/>
         </w:rPr>
-        <w:t>27 August 1932</w:t>
+        <w:t>was the son of J</w:t>
       </w:r>
       <w:r>
         <w:rPr>
@@ -190,7 +152,105 @@
           <w:bCs/>
           <w:color w:val="000000" w:themeColor="text1"/>
         </w:rPr>
-        <w:t xml:space="preserve"> he married Hellé Zervoudaki.</w:t>
+        <w:t>ules Theobald</w:t>
+      </w:r>
+      <w:r>
+        <w:rPr>
+          <w:b/>
+          <w:bCs/>
+          <w:color w:val="000000" w:themeColor="text1"/>
+        </w:rPr>
+        <w:t xml:space="preserve"> Bonnet</w:t>
+      </w:r>
+      <w:r>
+        <w:rPr>
+          <w:b/>
+          <w:bCs/>
+          <w:color w:val="000000" w:themeColor="text1"/>
+        </w:rPr>
+        <w:t xml:space="preserve">, </w:t>
+      </w:r>
+      <w:r>
+        <w:rPr>
+          <w:b/>
+          <w:bCs/>
+          <w:color w:val="000000" w:themeColor="text1"/>
+        </w:rPr>
+        <w:t>collector</w:t>
+      </w:r>
+      <w:r>
+        <w:rPr>
+          <w:b/>
+          <w:bCs/>
+          <w:color w:val="000000" w:themeColor="text1"/>
+        </w:rPr>
+        <w:t xml:space="preserve"> of indirect taxes</w:t>
+      </w:r>
+      <w:r>
+        <w:rPr>
+          <w:b/>
+          <w:bCs/>
+          <w:color w:val="000000" w:themeColor="text1"/>
+        </w:rPr>
+        <w:t>,</w:t>
+      </w:r>
+      <w:r>
+        <w:rPr>
+          <w:b/>
+          <w:bCs/>
+          <w:color w:val="000000" w:themeColor="text1"/>
+        </w:rPr>
+        <w:t xml:space="preserve"> and Marie Thérèse Lascoux. </w:t>
+      </w:r>
+      <w:r>
+        <w:rPr>
+          <w:b/>
+          <w:bCs/>
+          <w:color w:val="000000" w:themeColor="text1"/>
+        </w:rPr>
+        <w:t xml:space="preserve">On </w:t>
+      </w:r>
+      <w:r>
+        <w:rPr>
+          <w:b/>
+          <w:bCs/>
+          <w:color w:val="000000" w:themeColor="text1"/>
+        </w:rPr>
+        <w:t>27 August 1932</w:t>
+      </w:r>
+      <w:r>
+        <w:rPr>
+          <w:b/>
+          <w:bCs/>
+          <w:color w:val="000000" w:themeColor="text1"/>
+        </w:rPr>
+        <w:t xml:space="preserve"> he married </w:t>
+      </w:r>
+      <w:proofErr w:type="spellStart"/>
+      <w:r>
+        <w:rPr>
+          <w:b/>
+          <w:bCs/>
+          <w:color w:val="000000" w:themeColor="text1"/>
+        </w:rPr>
+        <w:t>Hellé</w:t>
+      </w:r>
+      <w:proofErr w:type="spellEnd"/>
+      <w:r>
+        <w:rPr>
+          <w:b/>
+          <w:bCs/>
+          <w:color w:val="000000" w:themeColor="text1"/>
+        </w:rPr>
+        <w:t xml:space="preserve"> Zervoudaki.</w:t>
+      </w:r>
+      <w:r>
+        <w:rPr>
+          <w:b/>
+          <w:bCs/>
+          <w:color w:val="000000" w:themeColor="text1"/>
+        </w:rPr>
+        <w:t xml:space="preserve"> </w:t>
       </w:r>
     </w:p>
     <w:p>
@@ -290,7 +350,35 @@
         <w:rPr>
           <w:rFonts w:cs="Times New Roman"/>
         </w:rPr>
-        <w:t>Bonnet, 1945, signing UN Charter, Nationaal Archief, The Hague, Netherlands</w:t>
+        <w:t xml:space="preserve">Bonnet, 1945, signing UN Charter, </w:t>
+      </w:r>
+      <w:proofErr w:type="spellStart"/>
+      <w:r>
+        <w:rPr>
+          <w:rFonts w:cs="Times New Roman"/>
+        </w:rPr>
+        <w:t>Nationaal</w:t>
+      </w:r>
+      <w:proofErr w:type="spellEnd"/>
+      <w:r>
+        <w:rPr>
+          <w:rFonts w:cs="Times New Roman"/>
+        </w:rPr>
+        <w:t xml:space="preserve"> </w:t>
+      </w:r>
+      <w:proofErr w:type="spellStart"/>
+      <w:r>
+        <w:rPr>
+          <w:rFonts w:cs="Times New Roman"/>
+        </w:rPr>
+        <w:t>Archief</w:t>
+      </w:r>
+      <w:proofErr w:type="spellEnd"/>
+      <w:r>
+        <w:rPr>
+          <w:rFonts w:cs="Times New Roman"/>
+        </w:rPr>
+        <w:t>, The Hague, Netherlands</w:t>
       </w:r>
     </w:p>
     <w:p>
@@ -354,7 +442,15 @@
         <w:t xml:space="preserve"> at the </w:t>
       </w:r>
       <w:r>
-        <w:t xml:space="preserve">École normale supérieure, part of the </w:t>
+        <w:t xml:space="preserve">École </w:t>
+      </w:r>
+      <w:proofErr w:type="spellStart"/>
+      <w:r>
+        <w:t>normale</w:t>
+      </w:r>
+      <w:proofErr w:type="spellEnd"/>
+      <w:r>
+        <w:t xml:space="preserve"> supérieure, part of the </w:t>
       </w:r>
       <w:r>
         <w:t>University of Paris</w:t>
@@ -440,6 +536,7 @@
       <w:r>
         <w:t xml:space="preserve">in Paris, </w:t>
       </w:r>
+      <w:proofErr w:type="spellStart"/>
       <w:r>
         <w:rPr>
           <w:i/>
@@ -460,8 +557,41 @@
           <w:i/>
           <w:iCs/>
         </w:rPr>
-        <w:t>re nouvelle: Politique, économique, intellectuelle et sociale</w:t>
-      </w:r>
+        <w:t>re</w:t>
+      </w:r>
+      <w:proofErr w:type="spellEnd"/>
+      <w:r>
+        <w:rPr>
+          <w:i/>
+          <w:iCs/>
+        </w:rPr>
+        <w:t xml:space="preserve"> nouvelle: Politique, économique, </w:t>
+      </w:r>
+      <w:proofErr w:type="spellStart"/>
+      <w:r>
+        <w:rPr>
+          <w:i/>
+          <w:iCs/>
+        </w:rPr>
+        <w:t>intellectuelle</w:t>
+      </w:r>
+      <w:proofErr w:type="spellEnd"/>
+      <w:r>
+        <w:rPr>
+          <w:i/>
+          <w:iCs/>
+        </w:rPr>
+        <w:t xml:space="preserve"> et </w:t>
+      </w:r>
+      <w:proofErr w:type="spellStart"/>
+      <w:r>
+        <w:rPr>
+          <w:i/>
+          <w:iCs/>
+        </w:rPr>
+        <w:t>sociale</w:t>
+      </w:r>
+      <w:proofErr w:type="spellEnd"/>
       <w:r>
         <w:t xml:space="preserve">, </w:t>
       </w:r>
@@ -502,7 +632,15 @@
         <w:t>Bonnet</w:t>
       </w:r>
       <w:r>
-        <w:t>. Comert had explicit ideas about how the news of events and decisions should be described and communicated</w:t>
+        <w:t xml:space="preserve">. </w:t>
+      </w:r>
+      <w:proofErr w:type="spellStart"/>
+      <w:r>
+        <w:t>Comert</w:t>
+      </w:r>
+      <w:proofErr w:type="spellEnd"/>
+      <w:r>
+        <w:t xml:space="preserve"> had explicit ideas about how the news of events and decisions should be described and communicated</w:t>
       </w:r>
       <w:r>
         <w:t xml:space="preserve">, a topic that </w:t>
@@ -525,8 +663,13 @@
       <w:r>
         <w:t xml:space="preserve">Bonnet worked for </w:t>
       </w:r>
-      <w:r>
-        <w:t>Comert’s Information Section</w:t>
+      <w:proofErr w:type="spellStart"/>
+      <w:r>
+        <w:t>Comert’s</w:t>
+      </w:r>
+      <w:proofErr w:type="spellEnd"/>
+      <w:r>
+        <w:t xml:space="preserve"> Information Section</w:t>
       </w:r>
       <w:r>
         <w:t xml:space="preserve"> in Geneva, </w:t>
@@ -583,7 +726,23 @@
         <w:t xml:space="preserve"> rather than being confined by national circumstances. He </w:t>
       </w:r>
       <w:r>
-        <w:t>was known for his ‘conscientious hard work while retaining a natural sense of humor and friendly personality’ (Jessner 1983: 91)</w:t>
+        <w:t xml:space="preserve">was known for his ‘conscientious hard work while retaining a natural sense of </w:t>
+      </w:r>
+      <w:proofErr w:type="spellStart"/>
+      <w:r>
+        <w:t>humor</w:t>
+      </w:r>
+      <w:proofErr w:type="spellEnd"/>
+      <w:r>
+        <w:t xml:space="preserve"> and friendly personality’ (</w:t>
+      </w:r>
+      <w:proofErr w:type="spellStart"/>
+      <w:r>
+        <w:t>Jessner</w:t>
+      </w:r>
+      <w:proofErr w:type="spellEnd"/>
+      <w:r>
+        <w:t xml:space="preserve"> 1983: 91)</w:t>
       </w:r>
       <w:r>
         <w:t xml:space="preserve">. </w:t>
@@ -812,7 +971,15 @@
         <w:t xml:space="preserve">ooperation. The Institute was inaugurated on 16 January 1926, </w:t>
       </w:r>
       <w:r>
-        <w:t xml:space="preserve">with Frenchman Julien Luchaire </w:t>
+        <w:t xml:space="preserve">with Frenchman Julien </w:t>
+      </w:r>
+      <w:proofErr w:type="spellStart"/>
+      <w:r>
+        <w:t>Luchaire</w:t>
+      </w:r>
+      <w:proofErr w:type="spellEnd"/>
+      <w:r>
+        <w:t xml:space="preserve"> </w:t>
       </w:r>
       <w:r>
         <w:t xml:space="preserve">nominated </w:t>
@@ -829,9 +996,11 @@
       <w:r>
         <w:t xml:space="preserve"> </w:t>
       </w:r>
+      <w:proofErr w:type="spellStart"/>
       <w:r>
         <w:t>Luchaire</w:t>
       </w:r>
+      <w:proofErr w:type="spellEnd"/>
       <w:r>
         <w:t xml:space="preserve">, </w:t>
       </w:r>
@@ -959,7 +1128,15 @@
       </w:pPr>
       <w:r>
         <w:tab/>
-        <w:t xml:space="preserve">After Luchaire’s </w:t>
+        <w:t xml:space="preserve">After </w:t>
+      </w:r>
+      <w:proofErr w:type="spellStart"/>
+      <w:r>
+        <w:t>Luchaire’s</w:t>
+      </w:r>
+      <w:proofErr w:type="spellEnd"/>
+      <w:r>
+        <w:t xml:space="preserve"> </w:t>
       </w:r>
       <w:r>
         <w:t xml:space="preserve">formal </w:t>
@@ -968,7 +1145,15 @@
         <w:t xml:space="preserve">resignation in April 1930, </w:t>
       </w:r>
       <w:r>
-        <w:t xml:space="preserve">several organizational changes were set in motion. Luchaire was given an advisory position at the International Committee’s Permanent Committee of Arts and Letters and continued to receive his director salary during 1931. </w:t>
+        <w:t xml:space="preserve">several organizational changes were set in motion. </w:t>
+      </w:r>
+      <w:proofErr w:type="spellStart"/>
+      <w:r>
+        <w:t>Luchaire</w:t>
+      </w:r>
+      <w:proofErr w:type="spellEnd"/>
+      <w:r>
+        <w:t xml:space="preserve"> was given an advisory position at the International Committee’s Permanent Committee of Arts and Letters and continued to receive his director salary during 1931. </w:t>
       </w:r>
       <w:r>
         <w:t xml:space="preserve">Bonnet became Director of the International Institute for a seven-year period </w:t>
@@ -1133,7 +1318,15 @@
         <w:t xml:space="preserve">Institute’s </w:t>
       </w:r>
       <w:r>
-        <w:t xml:space="preserve">so-called Entretiens Series, which gathered public intellectuals for </w:t>
+        <w:t xml:space="preserve">so-called </w:t>
+      </w:r>
+      <w:proofErr w:type="spellStart"/>
+      <w:r>
+        <w:t>Entretiens</w:t>
+      </w:r>
+      <w:proofErr w:type="spellEnd"/>
+      <w:r>
+        <w:t xml:space="preserve"> Series, which gathered public intellectuals for </w:t>
       </w:r>
       <w:r>
         <w:t>interviews</w:t>
@@ -1184,7 +1377,15 @@
         <w:t>states</w:t>
       </w:r>
       <w:r>
-        <w:t xml:space="preserve"> to encourage collaboration in the arts, letters, sciences and education, with special emphasis placed on ‘the need to prepare the young to think in world terms’ (Jessner 1983: 91). This was accomplished in </w:t>
+        <w:t xml:space="preserve"> to encourage collaboration in the arts, letters, sciences and education, with special emphasis placed on ‘the need to prepare the young to think in world terms’ (</w:t>
+      </w:r>
+      <w:proofErr w:type="spellStart"/>
+      <w:r>
+        <w:t>Jessner</w:t>
+      </w:r>
+      <w:proofErr w:type="spellEnd"/>
+      <w:r>
+        <w:t xml:space="preserve"> 1983: 91). This was accomplished in </w:t>
       </w:r>
       <w:r>
         <w:t>p</w:t>
@@ -1321,6 +1522,7 @@
       <w:r>
         <w:t xml:space="preserve"> bi-monthly </w:t>
       </w:r>
+      <w:proofErr w:type="spellStart"/>
       <w:r>
         <w:rPr>
           <w:i/>
@@ -1328,6 +1530,7 @@
         </w:rPr>
         <w:t>Informations</w:t>
       </w:r>
+      <w:proofErr w:type="spellEnd"/>
       <w:r>
         <w:t xml:space="preserve">, which included </w:t>
       </w:r>
@@ -1440,7 +1643,15 @@
         <w:t xml:space="preserve">Greek </w:t>
       </w:r>
       <w:r>
-        <w:t xml:space="preserve">former wife of Thanassis Aghnides, the Director of </w:t>
+        <w:t xml:space="preserve">former wife of Thanassis </w:t>
+      </w:r>
+      <w:proofErr w:type="spellStart"/>
+      <w:r>
+        <w:t>Aghnides</w:t>
+      </w:r>
+      <w:proofErr w:type="spellEnd"/>
+      <w:r>
+        <w:t xml:space="preserve">, the Director of </w:t>
       </w:r>
       <w:r>
         <w:t>t</w:t>
@@ -1528,11 +1739,16 @@
         <w:t xml:space="preserve">City </w:t>
       </w:r>
       <w:r>
-        <w:t>Bonnet became a teacher at the École libre des haut</w:t>
+        <w:t xml:space="preserve">Bonnet became a teacher at the École libre des </w:t>
+      </w:r>
+      <w:proofErr w:type="spellStart"/>
+      <w:r>
+        <w:t>haut</w:t>
       </w:r>
       <w:r>
         <w:t>es</w:t>
       </w:r>
+      <w:proofErr w:type="spellEnd"/>
       <w:r>
         <w:t xml:space="preserve"> études, the Francophone branch of the New School for Social Research</w:t>
       </w:r>
@@ -2129,9 +2345,11 @@
       <w:r>
         <w:t xml:space="preserve">replaced Bonnet as Interim Director of the International Institute of Intellectual Cooperation. </w:t>
       </w:r>
+      <w:proofErr w:type="spellStart"/>
       <w:r>
         <w:t>Mayoux</w:t>
       </w:r>
+      <w:proofErr w:type="spellEnd"/>
       <w:r>
         <w:t xml:space="preserve"> </w:t>
       </w:r>
@@ -2599,7 +2817,15 @@
         <w:t>ed</w:t>
       </w:r>
       <w:r>
-        <w:t xml:space="preserve"> the scope of the Institute’s work, ‘turning it into the forerunner of UNESCO’ (Jessner 1983: 91). </w:t>
+        <w:t xml:space="preserve"> the scope of the Institute’s work, ‘turning it into the forerunner of UNESCO’ (</w:t>
+      </w:r>
+      <w:proofErr w:type="spellStart"/>
+      <w:r>
+        <w:t>Jessner</w:t>
+      </w:r>
+      <w:proofErr w:type="spellEnd"/>
+      <w:r>
+        <w:t xml:space="preserve"> 1983: 91). </w:t>
       </w:r>
       <w:r>
         <w:t xml:space="preserve">He also understood the </w:t>
@@ -2617,7 +2843,15 @@
         <w:t xml:space="preserve"> efforts to keep the old institute recognisable in a period when the US steered international cooperation</w:t>
       </w:r>
       <w:r>
-        <w:t xml:space="preserve"> were feeble</w:t>
+        <w:t xml:space="preserve"> </w:t>
+      </w:r>
+      <w:proofErr w:type="gramStart"/>
+      <w:r>
+        <w:t>were</w:t>
+      </w:r>
+      <w:proofErr w:type="gramEnd"/>
+      <w:r>
+        <w:t xml:space="preserve"> feeble</w:t>
       </w:r>
       <w:r>
         <w:t xml:space="preserve">. </w:t>
@@ -2670,7 +2904,15 @@
         <w:t xml:space="preserve"> Archives</w:t>
       </w:r>
       <w:r>
-        <w:t xml:space="preserve"> ‘Bonnet, Henri’ in: UNESCO Archives AtoM Catalogue, </w:t>
+        <w:t xml:space="preserve"> ‘Bonnet, Henri’ in: UNESCO Archives </w:t>
+      </w:r>
+      <w:proofErr w:type="spellStart"/>
+      <w:r>
+        <w:t>AtoM</w:t>
+      </w:r>
+      <w:proofErr w:type="spellEnd"/>
+      <w:r>
+        <w:t xml:space="preserve"> Catalogue, </w:t>
       </w:r>
       <w:hyperlink r:id="rId7" w:history="1">
         <w:r>
@@ -2861,7 +3103,39 @@
           <w:i/>
           <w:iCs/>
         </w:rPr>
-        <w:t>Les États-Unis d’Amérique au XXe siècle</w:t>
+        <w:t xml:space="preserve">Les États-Unis </w:t>
+      </w:r>
+      <w:proofErr w:type="spellStart"/>
+      <w:r>
+        <w:rPr>
+          <w:i/>
+          <w:iCs/>
+        </w:rPr>
+        <w:t>d’Amérique</w:t>
+      </w:r>
+      <w:proofErr w:type="spellEnd"/>
+      <w:r>
+        <w:rPr>
+          <w:i/>
+          <w:iCs/>
+        </w:rPr>
+        <w:t xml:space="preserve"> au </w:t>
+      </w:r>
+      <w:proofErr w:type="spellStart"/>
+      <w:r>
+        <w:rPr>
+          <w:i/>
+          <w:iCs/>
+        </w:rPr>
+        <w:t>XXe</w:t>
+      </w:r>
+      <w:proofErr w:type="spellEnd"/>
+      <w:r>
+        <w:rPr>
+          <w:i/>
+          <w:iCs/>
+        </w:rPr>
+        <w:t xml:space="preserve"> siècle</w:t>
       </w:r>
       <w:r>
         <w:t>, Paris 1966;</w:t>
@@ -2883,21 +3157,70 @@
           <w:i/>
           <w:iCs/>
         </w:rPr>
-        <w:t xml:space="preserve">La Conférence des minstres allies de </w:t>
-      </w:r>
-      <w:r>
-        <w:rPr>
-          <w:i/>
-          <w:iCs/>
-        </w:rPr>
-        <w:t>‘éducation</w:t>
-      </w:r>
-      <w:r>
-        <w:rPr>
-          <w:i/>
-          <w:iCs/>
-        </w:rPr>
-        <w:t>: Londres, 1942-1945: De la coop</w:t>
+        <w:t xml:space="preserve">La </w:t>
+      </w:r>
+      <w:proofErr w:type="spellStart"/>
+      <w:r>
+        <w:rPr>
+          <w:i/>
+          <w:iCs/>
+        </w:rPr>
+        <w:t>Conférence</w:t>
+      </w:r>
+      <w:proofErr w:type="spellEnd"/>
+      <w:r>
+        <w:rPr>
+          <w:i/>
+          <w:iCs/>
+        </w:rPr>
+        <w:t xml:space="preserve"> des </w:t>
+      </w:r>
+      <w:proofErr w:type="spellStart"/>
+      <w:r>
+        <w:rPr>
+          <w:i/>
+          <w:iCs/>
+        </w:rPr>
+        <w:t>minstres</w:t>
+      </w:r>
+      <w:proofErr w:type="spellEnd"/>
+      <w:r>
+        <w:rPr>
+          <w:i/>
+          <w:iCs/>
+        </w:rPr>
+        <w:t xml:space="preserve"> allies de </w:t>
+      </w:r>
+      <w:r>
+        <w:rPr>
+          <w:i/>
+          <w:iCs/>
+        </w:rPr>
+        <w:t>‘</w:t>
+      </w:r>
+      <w:proofErr w:type="spellStart"/>
+      <w:r>
+        <w:rPr>
+          <w:i/>
+          <w:iCs/>
+        </w:rPr>
+        <w:t>éducation</w:t>
+      </w:r>
+      <w:proofErr w:type="spellEnd"/>
+      <w:r>
+        <w:rPr>
+          <w:i/>
+          <w:iCs/>
+        </w:rPr>
+        <w:t xml:space="preserve">: Londres, 1942-1945: De la </w:t>
+      </w:r>
+      <w:proofErr w:type="spellStart"/>
+      <w:r>
+        <w:rPr>
+          <w:i/>
+          <w:iCs/>
+        </w:rPr>
+        <w:t>coop</w:t>
       </w:r>
       <w:r>
         <w:rPr>
@@ -2911,8 +3234,17 @@
           <w:i/>
           <w:iCs/>
         </w:rPr>
-        <w:t xml:space="preserve">ration </w:t>
-      </w:r>
+        <w:t>ration</w:t>
+      </w:r>
+      <w:proofErr w:type="spellEnd"/>
+      <w:r>
+        <w:rPr>
+          <w:i/>
+          <w:iCs/>
+        </w:rPr>
+        <w:t xml:space="preserve"> </w:t>
+      </w:r>
+      <w:proofErr w:type="spellStart"/>
       <w:r>
         <w:rPr>
           <w:i/>
@@ -2925,8 +3257,73 @@
           <w:i/>
           <w:iCs/>
         </w:rPr>
-        <w:t>ducative dans l’Europe en guerre à la creation d’une organisation internationale</w:t>
-      </w:r>
+        <w:t>ducative</w:t>
+      </w:r>
+      <w:proofErr w:type="spellEnd"/>
+      <w:r>
+        <w:rPr>
+          <w:i/>
+          <w:iCs/>
+        </w:rPr>
+        <w:t xml:space="preserve"> dans </w:t>
+      </w:r>
+      <w:proofErr w:type="spellStart"/>
+      <w:r>
+        <w:rPr>
+          <w:i/>
+          <w:iCs/>
+        </w:rPr>
+        <w:t>l’Europe</w:t>
+      </w:r>
+      <w:proofErr w:type="spellEnd"/>
+      <w:r>
+        <w:rPr>
+          <w:i/>
+          <w:iCs/>
+        </w:rPr>
+        <w:t xml:space="preserve"> </w:t>
+      </w:r>
+      <w:proofErr w:type="spellStart"/>
+      <w:r>
+        <w:rPr>
+          <w:i/>
+          <w:iCs/>
+        </w:rPr>
+        <w:t>en</w:t>
+      </w:r>
+      <w:proofErr w:type="spellEnd"/>
+      <w:r>
+        <w:rPr>
+          <w:i/>
+          <w:iCs/>
+        </w:rPr>
+        <w:t xml:space="preserve"> guerre à la creation </w:t>
+      </w:r>
+      <w:proofErr w:type="spellStart"/>
+      <w:r>
+        <w:rPr>
+          <w:i/>
+          <w:iCs/>
+        </w:rPr>
+        <w:t>d’une</w:t>
+      </w:r>
+      <w:proofErr w:type="spellEnd"/>
+      <w:r>
+        <w:rPr>
+          <w:i/>
+          <w:iCs/>
+        </w:rPr>
+        <w:t xml:space="preserve"> organisation </w:t>
+      </w:r>
+      <w:proofErr w:type="spellStart"/>
+      <w:r>
+        <w:rPr>
+          <w:i/>
+          <w:iCs/>
+        </w:rPr>
+        <w:t>internationale</w:t>
+      </w:r>
+      <w:proofErr w:type="spellEnd"/>
       <w:r>
         <w:t>, Brussels 1976.</w:t>
       </w:r>
@@ -3099,15 +3496,47 @@
         <w:rPr>
           <w:lang w:val="en-US"/>
         </w:rPr>
-        <w:t xml:space="preserve">J.J. Renoliet, </w:t>
-      </w:r>
-      <w:r>
-        <w:rPr>
-          <w:i/>
-          <w:iCs/>
-          <w:lang w:val="en-US"/>
-        </w:rPr>
-        <w:t>La Société des Nations et la cooperation intellectuelle (1919-1946)</w:t>
+        <w:t xml:space="preserve">J.J. </w:t>
+      </w:r>
+      <w:proofErr w:type="spellStart"/>
+      <w:r>
+        <w:rPr>
+          <w:lang w:val="en-US"/>
+        </w:rPr>
+        <w:t>Renoliet</w:t>
+      </w:r>
+      <w:proofErr w:type="spellEnd"/>
+      <w:r>
+        <w:rPr>
+          <w:lang w:val="en-US"/>
+        </w:rPr>
+        <w:t xml:space="preserve">, </w:t>
+      </w:r>
+      <w:r>
+        <w:rPr>
+          <w:i/>
+          <w:iCs/>
+          <w:lang w:val="en-US"/>
+        </w:rPr>
+        <w:t xml:space="preserve">La Société des Nations et la cooperation </w:t>
+      </w:r>
+      <w:proofErr w:type="spellStart"/>
+      <w:r>
+        <w:rPr>
+          <w:i/>
+          <w:iCs/>
+          <w:lang w:val="en-US"/>
+        </w:rPr>
+        <w:t>intellectuelle</w:t>
+      </w:r>
+      <w:proofErr w:type="spellEnd"/>
+      <w:r>
+        <w:rPr>
+          <w:i/>
+          <w:iCs/>
+          <w:lang w:val="en-US"/>
+        </w:rPr>
+        <w:t xml:space="preserve"> (1919-1946)</w:t>
       </w:r>
       <w:r>
         <w:rPr>
@@ -3208,8 +3637,41 @@
           <w:i/>
           <w:iCs/>
         </w:rPr>
-        <w:t xml:space="preserve">De passie voor </w:t>
-      </w:r>
+        <w:t xml:space="preserve">De </w:t>
+      </w:r>
+      <w:proofErr w:type="spellStart"/>
+      <w:r>
+        <w:rPr>
+          <w:i/>
+          <w:iCs/>
+        </w:rPr>
+        <w:t>passie</w:t>
+      </w:r>
+      <w:proofErr w:type="spellEnd"/>
+      <w:r>
+        <w:rPr>
+          <w:i/>
+          <w:iCs/>
+        </w:rPr>
+        <w:t xml:space="preserve"> </w:t>
+      </w:r>
+      <w:proofErr w:type="spellStart"/>
+      <w:r>
+        <w:rPr>
+          <w:i/>
+          <w:iCs/>
+        </w:rPr>
+        <w:t>voor</w:t>
+      </w:r>
+      <w:proofErr w:type="spellEnd"/>
+      <w:r>
+        <w:rPr>
+          <w:i/>
+          <w:iCs/>
+        </w:rPr>
+        <w:t xml:space="preserve"> </w:t>
+      </w:r>
+      <w:proofErr w:type="spellStart"/>
       <w:r>
         <w:rPr>
           <w:i/>
@@ -3222,8 +3684,33 @@
           <w:i/>
           <w:iCs/>
         </w:rPr>
-        <w:t xml:space="preserve">rede: De evolutie van de </w:t>
-      </w:r>
+        <w:t>rede</w:t>
+      </w:r>
+      <w:proofErr w:type="spellEnd"/>
+      <w:r>
+        <w:rPr>
+          <w:i/>
+          <w:iCs/>
+        </w:rPr>
+        <w:t xml:space="preserve">: De </w:t>
+      </w:r>
+      <w:proofErr w:type="spellStart"/>
+      <w:r>
+        <w:rPr>
+          <w:i/>
+          <w:iCs/>
+        </w:rPr>
+        <w:t>evolutie</w:t>
+      </w:r>
+      <w:proofErr w:type="spellEnd"/>
+      <w:r>
+        <w:rPr>
+          <w:i/>
+          <w:iCs/>
+        </w:rPr>
+        <w:t xml:space="preserve"> van de </w:t>
+      </w:r>
+      <w:proofErr w:type="spellStart"/>
       <w:r>
         <w:rPr>
           <w:i/>
@@ -3236,7 +3723,95 @@
           <w:i/>
           <w:iCs/>
         </w:rPr>
-        <w:t>nternationale politieke cultuur in de jaren 1880-1940 en het recipiëren door Nederland</w:t>
+        <w:t>nternationale</w:t>
+      </w:r>
+      <w:proofErr w:type="spellEnd"/>
+      <w:r>
+        <w:rPr>
+          <w:i/>
+          <w:iCs/>
+        </w:rPr>
+        <w:t xml:space="preserve"> </w:t>
+      </w:r>
+      <w:proofErr w:type="spellStart"/>
+      <w:r>
+        <w:rPr>
+          <w:i/>
+          <w:iCs/>
+        </w:rPr>
+        <w:t>politieke</w:t>
+      </w:r>
+      <w:proofErr w:type="spellEnd"/>
+      <w:r>
+        <w:rPr>
+          <w:i/>
+          <w:iCs/>
+        </w:rPr>
+        <w:t xml:space="preserve"> </w:t>
+      </w:r>
+      <w:proofErr w:type="spellStart"/>
+      <w:r>
+        <w:rPr>
+          <w:i/>
+          <w:iCs/>
+        </w:rPr>
+        <w:t>cultuur</w:t>
+      </w:r>
+      <w:proofErr w:type="spellEnd"/>
+      <w:r>
+        <w:rPr>
+          <w:i/>
+          <w:iCs/>
+        </w:rPr>
+        <w:t xml:space="preserve"> in de </w:t>
+      </w:r>
+      <w:proofErr w:type="spellStart"/>
+      <w:r>
+        <w:rPr>
+          <w:i/>
+          <w:iCs/>
+        </w:rPr>
+        <w:t>jaren</w:t>
+      </w:r>
+      <w:proofErr w:type="spellEnd"/>
+      <w:r>
+        <w:rPr>
+          <w:i/>
+          <w:iCs/>
+        </w:rPr>
+        <w:t xml:space="preserve"> 1880-1940 </w:t>
+      </w:r>
+      <w:proofErr w:type="spellStart"/>
+      <w:r>
+        <w:rPr>
+          <w:i/>
+          <w:iCs/>
+        </w:rPr>
+        <w:t>en</w:t>
+      </w:r>
+      <w:proofErr w:type="spellEnd"/>
+      <w:r>
+        <w:rPr>
+          <w:i/>
+          <w:iCs/>
+        </w:rPr>
+        <w:t xml:space="preserve"> het </w:t>
+      </w:r>
+      <w:proofErr w:type="spellStart"/>
+      <w:r>
+        <w:rPr>
+          <w:i/>
+          <w:iCs/>
+        </w:rPr>
+        <w:t>recipiëren</w:t>
+      </w:r>
+      <w:proofErr w:type="spellEnd"/>
+      <w:r>
+        <w:rPr>
+          <w:i/>
+          <w:iCs/>
+        </w:rPr>
+        <w:t xml:space="preserve"> door Nederland</w:t>
       </w:r>
       <w:r>
         <w:t>, Amsterdam 2005</w:t>
